--- a/backend/datos/plantillas_documentos/derecho_de_peticion.docx
+++ b/backend/datos/plantillas_documentos/derecho_de_peticion.docx
@@ -23,48 +23,64 @@
         <w:t>Ciudad</w:t>
       </w:r>
     </w:p>
+    <w:p>
+      <w:pPr>
+        <w:jc w:val="both"/>
+      </w:pPr>
+    </w:p>
+    <w:p>
+      <w:pPr>
+        <w:jc w:val="both"/>
+      </w:pPr>
+      <w:r>
+        <w:t>Asunto: Derecho de Petición - Solicitud de Información del Caso ID {{ID_CASO}}</w:t>
+      </w:r>
+    </w:p>
     <w:p/>
     <w:p>
       <w:r>
-        <w:t>Asunto: Derecho de Petición - Solicitud de Información del Caso ID {{ID_CASO}}</w:t>
+        <w:t>Respetados señores,</w:t>
       </w:r>
     </w:p>
     <w:p/>
     <w:p>
-      <w:r>
-        <w:t>Respetados señores,</w:t>
+      <w:pPr>
+        <w:jc w:val="both"/>
+      </w:pPr>
+      <w:r>
+        <w:t>Yo, {{NOMBRE_COMPLETO_USUARIO}}, identificado(a) con cédula de ciudadanía No. {{CEDULA_USUARIO}}, en ejercicio del derecho de petición consagrado en el artículo 23 de la Constitución Política de Colombia, me dirijo a ustedes con el fin de solicitar respetuosamente la siguiente información relacionada con mi caso:</w:t>
       </w:r>
     </w:p>
     <w:p/>
     <w:p>
       <w:r>
-        <w:t>Yo, {{NOMBRE_COMPLETO_USUARIO}}, identificado(a) con cédula de ciudadanía No. {{CEDULA_USUARIO}}, en ejercicio del derecho de petición consagrado en el artículo 23 de la Constitución Política de Colombia, me dirijo a ustedes con el fin de solicitar respetuosamente la siguiente información relacionada con mi caso:</w:t>
+        <w:t>HECHOS DEL CASO:</w:t>
+      </w:r>
+    </w:p>
+    <w:p>
+      <w:r>
+        <w:t>{{HECHOS_DEL_CASO}}</w:t>
       </w:r>
     </w:p>
     <w:p/>
     <w:p>
       <w:r>
-        <w:t>HECHOS DEL CASO:</w:t>
-      </w:r>
-    </w:p>
-    <w:p>
-      <w:r>
-        <w:t>{{HECHOS_DEL_CASO}}</w:t>
+        <w:t>PETICIÓN:</w:t>
+      </w:r>
+    </w:p>
+    <w:p>
+      <w:pPr>
+        <w:jc w:val="both"/>
+      </w:pPr>
+      <w:r>
+        <w:t>Basado en los hechos anteriormente expuestos, solicito se me informe sobre [ESCRIBIR AQUÍ LA PETICIÓN CONCRETA].</w:t>
       </w:r>
     </w:p>
     <w:p/>
     <w:p>
-      <w:r>
-        <w:t>PETICIÓN:</w:t>
-      </w:r>
-    </w:p>
-    <w:p>
-      <w:r>
-        <w:t>Basado en los hechos anteriormente expuestos, solicito se me informe sobre [ESCRIBIR AQUÍ LA PETICIÓN CONCRETA].</w:t>
-      </w:r>
-    </w:p>
-    <w:p/>
-    <w:p>
+      <w:pPr>
+        <w:jc w:val="both"/>
+      </w:pPr>
       <w:r>
         <w:t>Agradezco de antemano su atención y pronta respuesta.</w:t>
       </w:r>
